--- a/applications/STRONG/Aristocrat Interactive - BI Analyst iLottery - 2026-08-31/cover_letter.docx
+++ b/applications/STRONG/Aristocrat Interactive - BI Analyst iLottery - 2026-08-31/cover_letter.docx
@@ -200,7 +200,7 @@
           <w:color w:val="09152A"/>
           <w:sz w:val="22"/>
         </w:rPr>
-        <w:t>I have built end-to-end BI solutions across every position in my career — writing complex SQL queries against MS SQL Server and BigQuery, developing Power BI reports with DAX modeling and executive-ready dashboard design, and delivering full documentation suites for all analytical deliverables. At Ferguson Enterprises, I built the BI reporting infrastructure for a large-scale, multi-location ecommerce operation — handling digital channel benchmarking, campaign performance analysis, and KPI dashboards for the CFO, VP of Finance, and EVP of Sales, with requirements gathered directly from cross-functional business leaders. In my freelance practice, I have built BI platforms for three client organizations: at callcathai.online, delivering a Power BI dashboard suite for digital call analytics; at primelayertrades.com, building CRM performance analytics and channel benchmarking with rigorous data validation; and at hereraspreadsheets.com, designing expert-level executive KPI reporting infrastructure with advanced Excel, Power BI, and full documentation.</w:t>
+        <w:t>I have built end-to-end BI solutions across every position in my career — writing complex SQL queries against MS SQL Server and BigQuery, developing Power BI reports with DAX modeling and executive-ready dashboard design, and delivering full documentation suites for all analytical deliverables. At Ferguson Enterprises, I built the BI reporting infrastructure for a large-scale, multi-location ecommerce operation — handling digital channel benchmarking, campaign performance analysis, and KPI dashboards for the CFO, VP of Finance, and EVP of Sales, with requirements gathered directly from cross-functional business leaders. In my freelance practice, I have built BI platforms for three client organizations: at callcatchai.online, delivering a Power BI dashboard suite for digital call analytics; at primelayertrades.com, building CRM performance analytics and channel benchmarking with rigorous data validation; and at hereraspreadsheets.com, designing expert-level executive KPI reporting infrastructure with advanced Excel, Power BI, and full documentation.</w:t>
       </w:r>
     </w:p>
     <w:p>
